--- a/aura-documents/output/word/05-client-forms/03-contraindications-host-screening-checklist.docx
+++ b/aura-documents/output/word/05-client-forms/03-contraindications-host-screening-checklist.docx
@@ -30,7 +30,7 @@
           <w:color w:val="7A6753"/>
           <w:sz w:val="16"/>
         </w:rPr>
-        <w:t xml:space="preserve">Document No. AUR-FRM-03 · Version 0.1 (Draft) · Owner: Clinical Lead · Effective: </w:t>
+        <w:t xml:space="preserve">Document No. AUR-FRM-03 · Version 0.2 (Draft) · Owner: General Manager · Effective: </w:t>
       </w:r>
       <w:r>
         <w:rPr>
@@ -60,7 +60,47 @@
           <w:color w:val="4A3A2C"/>
           <w:sz w:val="18"/>
         </w:rPr>
-        <w:t>Guidance pending review. This checklist is a working draft. It must be reviewed and approved by the Clinical Lead and checked against current Elevé Health protocols and manufacturer instructions for every unit before use. Where Elevé guidance or a guest's doctor is stricter, the stricter rule applies.</w:t>
+        <w:t xml:space="preserve">Guidance pending review. This checklist is a working draft. It must be reviewed by the </w:t>
+      </w:r>
+      <w:r>
+        <w:rPr>
+          <w:rFonts w:ascii="Jost" w:hAnsi="Jost" w:cs="Jost" w:eastAsia="Jost"/>
+          <w:b w:val="0"/>
+          <w:i w:val="0"/>
+          <w:color w:val="A6754C"/>
+          <w:sz w:val="18"/>
+        </w:rPr>
+        <w:t>[Medical Director named on the licence]</w:t>
+      </w:r>
+      <w:r>
+        <w:rPr>
+          <w:rFonts w:ascii="Jost" w:hAnsi="Jost" w:cs="Jost" w:eastAsia="Jost"/>
+          <w:b w:val="0"/>
+          <w:i w:val="0"/>
+          <w:color w:val="4A3A2C"/>
+          <w:sz w:val="18"/>
+        </w:rPr>
+        <w:t xml:space="preserve">, approved by the General Manager and checked against Elevé Health protocols and manufacturer instructions for every unit before use </w:t>
+      </w:r>
+      <w:r>
+        <w:rPr>
+          <w:rFonts w:ascii="Jost" w:hAnsi="Jost" w:cs="Jost" w:eastAsia="Jost"/>
+          <w:b w:val="0"/>
+          <w:i w:val="0"/>
+          <w:color w:val="A6754C"/>
+          <w:sz w:val="18"/>
+        </w:rPr>
+        <w:t>[per Elevé protocol — pending]</w:t>
+      </w:r>
+      <w:r>
+        <w:rPr>
+          <w:rFonts w:ascii="Jost" w:hAnsi="Jost" w:cs="Jost" w:eastAsia="Jost"/>
+          <w:b w:val="0"/>
+          <w:i w:val="0"/>
+          <w:color w:val="4A3A2C"/>
+          <w:sz w:val="18"/>
+        </w:rPr>
+        <w:t>. Where Elevé guidance or a guest's doctor is stricter, the stricter rule applies.</w:t>
       </w:r>
     </w:p>
     <w:p>
@@ -250,7 +290,7 @@
           <w:color w:val="4A3A2C"/>
           <w:sz w:val="20"/>
         </w:rPr>
-        <w:t xml:space="preserve"> before the guest begins. If you cannot tick a box, pause and ask the Shift Lead or Clinical Lead.</w:t>
+        <w:t xml:space="preserve"> before the guest begins. If you cannot tick a box, pause and ask the senior Host on shift or the General Manager.</w:t>
       </w:r>
     </w:p>
     <w:p>
@@ -328,7 +368,7 @@
           <w:color w:val="4A3A2C"/>
           <w:sz w:val="18"/>
         </w:rPr>
-        <w:t xml:space="preserve">Clinical modalities. IV Nutrient Therapy and Hyperbaric Oxygen are subject to Dubai Health Authority (DHA) requirements. Each session needs sign-off by the Clinical Lead or a DHA-licensed clinician before it starts. Facility reference: </w:t>
+        <w:t xml:space="preserve">No medical treatments are offered at launch. Hyperbaric Oxygen is offered as a non-medical wellness session </w:t>
       </w:r>
       <w:r>
         <w:rPr>
@@ -338,7 +378,47 @@
           <w:color w:val="A6754C"/>
           <w:sz w:val="18"/>
         </w:rPr>
-        <w:t>[DHA licence / approval reference]</w:t>
+        <w:t>[confirm licensing requirements for hyperbaric with DHA / licensing authority]</w:t>
+      </w:r>
+      <w:r>
+        <w:rPr>
+          <w:rFonts w:ascii="Jost" w:hAnsi="Jost" w:cs="Jost" w:eastAsia="Jost"/>
+          <w:b w:val="0"/>
+          <w:i w:val="0"/>
+          <w:color w:val="4A3A2C"/>
+          <w:sz w:val="18"/>
+        </w:rPr>
+        <w:t xml:space="preserve">. Health questions beyond a Host's or Healer's scope are escalated to the General Manager, who refers to the </w:t>
+      </w:r>
+      <w:r>
+        <w:rPr>
+          <w:rFonts w:ascii="Jost" w:hAnsi="Jost" w:cs="Jost" w:eastAsia="Jost"/>
+          <w:b w:val="0"/>
+          <w:i w:val="0"/>
+          <w:color w:val="A6754C"/>
+          <w:sz w:val="18"/>
+        </w:rPr>
+        <w:t>[Medical Director named on the licence]</w:t>
+      </w:r>
+      <w:r>
+        <w:rPr>
+          <w:rFonts w:ascii="Jost" w:hAnsi="Jost" w:cs="Jost" w:eastAsia="Jost"/>
+          <w:b w:val="0"/>
+          <w:i w:val="0"/>
+          <w:color w:val="4A3A2C"/>
+          <w:sz w:val="18"/>
+        </w:rPr>
+        <w:t xml:space="preserve"> for oversight. All machine settings and session limits are </w:t>
+      </w:r>
+      <w:r>
+        <w:rPr>
+          <w:rFonts w:ascii="Jost" w:hAnsi="Jost" w:cs="Jost" w:eastAsia="Jost"/>
+          <w:b w:val="0"/>
+          <w:i w:val="0"/>
+          <w:color w:val="A6754C"/>
+          <w:sz w:val="18"/>
+        </w:rPr>
+        <w:t>[per Elevé protocol — pending]</w:t>
       </w:r>
       <w:r>
         <w:rPr>
@@ -987,6 +1067,48 @@
                 <w:sz w:val="17"/>
               </w:rPr>
               <w:t>Equipment shows no fault; within Elevé service date</w:t>
+            </w:r>
+          </w:p>
+        </w:tc>
+      </w:tr>
+      <w:tr>
+        <w:tc>
+          <w:tcPr>
+            <w:tcW w:type="dxa" w:w="4706"/>
+          </w:tcPr>
+          <w:p>
+            <w:pPr>
+              <w:spacing w:before="40" w:after="40" w:line="276" w:lineRule="auto"/>
+            </w:pPr>
+            <w:r>
+              <w:rPr>
+                <w:rFonts w:ascii="Jost" w:hAnsi="Jost" w:cs="Jost" w:eastAsia="Jost"/>
+                <w:b w:val="0"/>
+                <w:i w:val="0"/>
+                <w:color w:val="4A3A2C"/>
+                <w:sz w:val="17"/>
+              </w:rPr>
+              <w:t>☐</w:t>
+            </w:r>
+          </w:p>
+        </w:tc>
+        <w:tc>
+          <w:tcPr>
+            <w:tcW w:type="dxa" w:w="4706"/>
+          </w:tcPr>
+          <w:p>
+            <w:pPr>
+              <w:spacing w:before="40" w:after="40" w:line="276" w:lineRule="auto"/>
+            </w:pPr>
+            <w:r>
+              <w:rPr>
+                <w:rFonts w:ascii="Jost" w:hAnsi="Jost" w:cs="Jost" w:eastAsia="Jost"/>
+                <w:b w:val="0"/>
+                <w:i w:val="0"/>
+                <w:color w:val="4A3A2C"/>
+                <w:sz w:val="17"/>
+              </w:rPr>
+              <w:t>First visit only: Healer consultation completed and personalised package noted</w:t>
             </w:r>
           </w:p>
         </w:tc>
@@ -1917,7 +2039,17 @@
                 <w:color w:val="4A3A2C"/>
                 <w:sz w:val="17"/>
               </w:rPr>
-              <w:t xml:space="preserve"> min maximum)</w:t>
+              <w:t xml:space="preserve"> min maximum) </w:t>
+            </w:r>
+            <w:r>
+              <w:rPr>
+                <w:rFonts w:ascii="Jost" w:hAnsi="Jost" w:cs="Jost" w:eastAsia="Jost"/>
+                <w:b w:val="0"/>
+                <w:i w:val="0"/>
+                <w:color w:val="A6754C"/>
+                <w:sz w:val="17"/>
+              </w:rPr>
+              <w:t>[per Elevé protocol — pending]</w:t>
             </w:r>
           </w:p>
         </w:tc>
@@ -3321,7 +3453,7 @@
           <w:color w:val="221913"/>
           <w:sz w:val="28"/>
         </w:rPr>
-        <w:t>4. Hyperbaric Oxygen (Heal · 60 min · 1.3–2.0 ATA) — clinical</w:t>
+        <w:t>4. Hyperbaric Oxygen (Heal · 60 min · 1.3–2.0 ATA) — wellness session</w:t>
       </w:r>
     </w:p>
     <w:p>
@@ -3341,7 +3473,27 @@
           <w:color w:val="4A3A2C"/>
           <w:sz w:val="18"/>
         </w:rPr>
-        <w:t>Clinical Lead / DHA-licensed clinician sign-off required before every session. Subject to DHA requirements.</w:t>
+        <w:t xml:space="preserve">Offered as a non-medical wellness session </w:t>
+      </w:r>
+      <w:r>
+        <w:rPr>
+          <w:rFonts w:ascii="Jost" w:hAnsi="Jost" w:cs="Jost" w:eastAsia="Jost"/>
+          <w:b w:val="0"/>
+          <w:i w:val="0"/>
+          <w:color w:val="A6754C"/>
+          <w:sz w:val="18"/>
+        </w:rPr>
+        <w:t>[confirm licensing requirements for hyperbaric with DHA / licensing authority]</w:t>
+      </w:r>
+      <w:r>
+        <w:rPr>
+          <w:rFonts w:ascii="Jost" w:hAnsi="Jost" w:cs="Jost" w:eastAsia="Jost"/>
+          <w:b w:val="0"/>
+          <w:i w:val="0"/>
+          <w:color w:val="4A3A2C"/>
+          <w:sz w:val="18"/>
+        </w:rPr>
+        <w:t>. Senior Host sign-off required before every session. Any medical-clearance item needs written clearance from the guest's doctor on file.</w:t>
       </w:r>
     </w:p>
     <w:tbl>
@@ -3490,7 +3642,7 @@
                 <w:color w:val="4A3A2C"/>
                 <w:sz w:val="17"/>
               </w:rPr>
-              <w:t>Certain chemotherapy agents (to be confirmed by clinician)</w:t>
+              <w:t>Certain chemotherapy agents (to be confirmed with the Medical Director named on the licence)</w:t>
             </w:r>
           </w:p>
         </w:tc>
@@ -3903,7 +4055,7 @@
                 <w:color w:val="4A3A2C"/>
                 <w:sz w:val="17"/>
               </w:rPr>
-              <w:t>Clinician review completed and signed (below)</w:t>
+              <w:t>Senior Host review completed and signed (below)</w:t>
             </w:r>
           </w:p>
         </w:tc>
@@ -4075,7 +4227,17 @@
                 <w:color w:val="4A3A2C"/>
                 <w:sz w:val="17"/>
               </w:rPr>
-              <w:t>Pressure set: ______ ATA (as prescribed by clinician)</w:t>
+              <w:t xml:space="preserve">Pressure set: ______ ATA </w:t>
+            </w:r>
+            <w:r>
+              <w:rPr>
+                <w:rFonts w:ascii="Jost" w:hAnsi="Jost" w:cs="Jost" w:eastAsia="Jost"/>
+                <w:b w:val="0"/>
+                <w:i w:val="0"/>
+                <w:color w:val="A6754C"/>
+                <w:sz w:val="17"/>
+              </w:rPr>
+              <w:t>[per Elevé protocol — pending]</w:t>
             </w:r>
           </w:p>
         </w:tc>
@@ -4187,10 +4349,9 @@
         </w:tblBorders>
       </w:tblPr>
       <w:tblGrid>
-        <w:gridCol w:w="2353"/>
-        <w:gridCol w:w="2353"/>
-        <w:gridCol w:w="2353"/>
-        <w:gridCol w:w="2353"/>
+        <w:gridCol w:w="3137"/>
+        <w:gridCol w:w="3137"/>
+        <w:gridCol w:w="3137"/>
       </w:tblGrid>
       <w:tr>
         <w:trPr>
@@ -4198,7 +4359,7 @@
         </w:trPr>
         <w:tc>
           <w:tcPr>
-            <w:tcW w:type="dxa" w:w="2353"/>
+            <w:tcW w:type="dxa" w:w="3137"/>
             <w:shd w:val="clear" w:color="auto" w:fill="221913"/>
           </w:tcPr>
           <w:p>
@@ -4213,13 +4374,13 @@
                 <w:color w:val="FBF5EE"/>
                 <w:sz w:val="17"/>
               </w:rPr>
-              <w:t>Clinician name</w:t>
-            </w:r>
-          </w:p>
-        </w:tc>
-        <w:tc>
-          <w:tcPr>
-            <w:tcW w:type="dxa" w:w="2353"/>
+              <w:t>Senior Host name</w:t>
+            </w:r>
+          </w:p>
+        </w:tc>
+        <w:tc>
+          <w:tcPr>
+            <w:tcW w:type="dxa" w:w="3137"/>
             <w:shd w:val="clear" w:color="auto" w:fill="221913"/>
           </w:tcPr>
           <w:p>
@@ -4234,34 +4395,13 @@
                 <w:color w:val="FBF5EE"/>
                 <w:sz w:val="17"/>
               </w:rPr>
-              <w:t>DHA licence no.</w:t>
-            </w:r>
-          </w:p>
-        </w:tc>
-        <w:tc>
-          <w:tcPr>
-            <w:tcW w:type="dxa" w:w="2353"/>
-            <w:shd w:val="clear" w:color="auto" w:fill="221913"/>
-          </w:tcPr>
-          <w:p>
-            <w:pPr>
-              <w:spacing w:before="40" w:after="40" w:line="276" w:lineRule="auto"/>
-            </w:pPr>
-            <w:r>
-              <w:rPr>
-                <w:rFonts w:ascii="Jost" w:hAnsi="Jost" w:cs="Jost" w:eastAsia="Jost"/>
-                <w:b/>
-                <w:i w:val="0"/>
-                <w:color w:val="FBF5EE"/>
-                <w:sz w:val="17"/>
-              </w:rPr>
               <w:t>Signature</w:t>
             </w:r>
           </w:p>
         </w:tc>
         <w:tc>
           <w:tcPr>
-            <w:tcW w:type="dxa" w:w="2353"/>
+            <w:tcW w:type="dxa" w:w="3137"/>
             <w:shd w:val="clear" w:color="auto" w:fill="221913"/>
           </w:tcPr>
           <w:p>
@@ -4284,7 +4424,7 @@
       <w:tr>
         <w:tc>
           <w:tcPr>
-            <w:tcW w:type="dxa" w:w="2353"/>
+            <w:tcW w:type="dxa" w:w="3137"/>
           </w:tcPr>
           <w:p>
             <w:pPr>
@@ -4304,7 +4444,7 @@
         </w:tc>
         <w:tc>
           <w:tcPr>
-            <w:tcW w:type="dxa" w:w="2353"/>
+            <w:tcW w:type="dxa" w:w="3137"/>
           </w:tcPr>
           <w:p>
             <w:pPr>
@@ -4315,26 +4455,6 @@
                 <w:rFonts w:ascii="Jost" w:hAnsi="Jost" w:cs="Jost" w:eastAsia="Jost"/>
                 <w:b w:val="0"/>
                 <w:i w:val="0"/>
-                <w:color w:val="A6754C"/>
-                <w:sz w:val="17"/>
-              </w:rPr>
-              <w:t>[DHA licence no.]</w:t>
-            </w:r>
-          </w:p>
-        </w:tc>
-        <w:tc>
-          <w:tcPr>
-            <w:tcW w:type="dxa" w:w="2353"/>
-          </w:tcPr>
-          <w:p>
-            <w:pPr>
-              <w:spacing w:before="40" w:after="40" w:line="276" w:lineRule="auto"/>
-            </w:pPr>
-            <w:r>
-              <w:rPr>
-                <w:rFonts w:ascii="Jost" w:hAnsi="Jost" w:cs="Jost" w:eastAsia="Jost"/>
-                <w:b w:val="0"/>
-                <w:i w:val="0"/>
                 <w:color w:val="4A3A2C"/>
                 <w:sz w:val="17"/>
               </w:rPr>
@@ -4344,7 +4464,7 @@
         </w:tc>
         <w:tc>
           <w:tcPr>
-            <w:tcW w:type="dxa" w:w="2353"/>
+            <w:tcW w:type="dxa" w:w="3137"/>
           </w:tcPr>
           <w:p>
             <w:pPr>
@@ -4380,27 +4500,7 @@
           <w:color w:val="221913"/>
           <w:sz w:val="28"/>
         </w:rPr>
-        <w:t>5. IV Nutrient Therapy (Elevate · 45–60 min) — clinical</w:t>
-      </w:r>
-    </w:p>
-    <w:p>
-      <w:pPr>
-        <w:shd w:val="clear" w:color="auto" w:fill="FBF5EE"/>
-        <w:pBdr>
-          <w:left w:val="single" w:sz="18" w:space="8" w:color="A6754C"/>
-        </w:pBdr>
-        <w:spacing w:before="80" w:after="160" w:line="300" w:lineRule="auto"/>
-        <w:ind w:left="170"/>
-      </w:pPr>
-      <w:r>
-        <w:rPr>
-          <w:rFonts w:ascii="Jost" w:hAnsi="Jost" w:cs="Jost" w:eastAsia="Jost"/>
-          <w:b w:val="0"/>
-          <w:i w:val="0"/>
-          <w:color w:val="4A3A2C"/>
-          <w:sz w:val="18"/>
-        </w:rPr>
-        <w:t>Administered only by DHA-licensed clinical staff. Clinical Lead sign-off required. Subject to DHA requirements. Hosts do not prepare, administer or adjust IV therapy.</w:t>
+        <w:t>5. Compression Recovery (Heal · 30 min · 7-zone boots)</w:t>
       </w:r>
     </w:p>
     <w:tbl>
@@ -4505,7 +4605,7 @@
                 <w:color w:val="4A3A2C"/>
                 <w:sz w:val="17"/>
               </w:rPr>
-              <w:t>Known allergy to any ingredient in the formula</w:t>
+              <w:t>Known or suspected deep vein thrombosis or blood clots</w:t>
             </w:r>
           </w:p>
         </w:tc>
@@ -4549,7 +4649,7 @@
                 <w:color w:val="4A3A2C"/>
                 <w:sz w:val="17"/>
               </w:rPr>
-              <w:t>Congestive heart failure; severe kidney disease</w:t>
+              <w:t>Congestive heart failure; pulmonary oedema</w:t>
             </w:r>
           </w:p>
         </w:tc>
@@ -4591,7 +4691,7 @@
                 <w:color w:val="4A3A2C"/>
                 <w:sz w:val="17"/>
               </w:rPr>
-              <w:t>Clinician judges vital signs unsuitable on the day</w:t>
+              <w:t>Acute infection, open wounds, fracture or acute injury in the legs</w:t>
             </w:r>
           </w:p>
         </w:tc>
@@ -4635,7 +4735,7 @@
                 <w:color w:val="4A3A2C"/>
                 <w:sz w:val="17"/>
               </w:rPr>
-              <w:t>Pregnancy or breastfeeding</w:t>
+              <w:t>Pregnancy</w:t>
             </w:r>
           </w:p>
         </w:tc>
@@ -4677,7 +4777,7 @@
                 <w:color w:val="4A3A2C"/>
                 <w:sz w:val="17"/>
               </w:rPr>
-              <w:t>Kidney or liver disease; G6PD deficiency (for certain formulas)</w:t>
+              <w:t>Peripheral vascular disease, diabetes with neuropathy, lymphoedema</w:t>
             </w:r>
           </w:p>
         </w:tc>
@@ -4721,49 +4821,7 @@
                 <w:color w:val="4A3A2C"/>
                 <w:sz w:val="17"/>
               </w:rPr>
-              <w:t>Diabetes; high blood pressure; heart conditions</w:t>
-            </w:r>
-          </w:p>
-        </w:tc>
-      </w:tr>
-      <w:tr>
-        <w:tc>
-          <w:tcPr>
-            <w:tcW w:type="dxa" w:w="4706"/>
-          </w:tcPr>
-          <w:p>
-            <w:pPr>
-              <w:spacing w:before="40" w:after="40" w:line="276" w:lineRule="auto"/>
-            </w:pPr>
-            <w:r>
-              <w:rPr>
-                <w:rFonts w:ascii="Jost" w:hAnsi="Jost" w:cs="Jost" w:eastAsia="Jost"/>
-                <w:b w:val="0"/>
-                <w:i w:val="0"/>
-                <w:color w:val="4A3A2C"/>
-                <w:sz w:val="17"/>
-              </w:rPr>
-              <w:t>Medical clearance</w:t>
-            </w:r>
-          </w:p>
-        </w:tc>
-        <w:tc>
-          <w:tcPr>
-            <w:tcW w:type="dxa" w:w="4706"/>
-          </w:tcPr>
-          <w:p>
-            <w:pPr>
-              <w:spacing w:before="40" w:after="40" w:line="276" w:lineRule="auto"/>
-            </w:pPr>
-            <w:r>
-              <w:rPr>
-                <w:rFonts w:ascii="Jost" w:hAnsi="Jost" w:cs="Jost" w:eastAsia="Jost"/>
-                <w:b w:val="0"/>
-                <w:i w:val="0"/>
-                <w:color w:val="4A3A2C"/>
-                <w:sz w:val="17"/>
-              </w:rPr>
-              <w:t>Anticoagulants or bleeding disorders; current medications that may interact</w:t>
+              <w:t>Anticoagulant use; recent surgery</w:t>
             </w:r>
           </w:p>
         </w:tc>
@@ -4834,7 +4892,7 @@
                 <w:color w:val="FBF5EE"/>
                 <w:sz w:val="17"/>
               </w:rPr>
-              <w:t>Pre-session check (clinician)</w:t>
+              <w:t>Pre-session check</w:t>
             </w:r>
           </w:p>
         </w:tc>
@@ -4876,7 +4934,7 @@
                 <w:color w:val="4A3A2C"/>
                 <w:sz w:val="17"/>
               </w:rPr>
-              <w:t>Clinical assessment and vital signs recorded</w:t>
+              <w:t>No leg pain, swelling or redness reported</w:t>
             </w:r>
           </w:p>
         </w:tc>
@@ -4920,7 +4978,7 @@
                 <w:color w:val="4A3A2C"/>
                 <w:sz w:val="17"/>
               </w:rPr>
-              <w:t>IV Nutrient Therapy consent (AUR-FRM-05, section 3) signed</w:t>
+              <w:t>Correct boot size fitted</w:t>
             </w:r>
           </w:p>
         </w:tc>
@@ -4962,7 +5020,7 @@
                 <w:color w:val="4A3A2C"/>
                 <w:sz w:val="17"/>
               </w:rPr>
-              <w:t>Formula confirmed: __________________</w:t>
+              <w:t>Pressure set: ______ (light / medium / firm)</w:t>
             </w:r>
           </w:p>
         </w:tc>
@@ -5006,266 +5064,7 @@
                 <w:color w:val="4A3A2C"/>
                 <w:sz w:val="17"/>
               </w:rPr>
-              <w:t>Allergies re-checked</w:t>
-            </w:r>
-          </w:p>
-        </w:tc>
-      </w:tr>
-      <w:tr>
-        <w:tc>
-          <w:tcPr>
-            <w:tcW w:type="dxa" w:w="4706"/>
-          </w:tcPr>
-          <w:p>
-            <w:pPr>
-              <w:spacing w:before="40" w:after="40" w:line="276" w:lineRule="auto"/>
-            </w:pPr>
-            <w:r>
-              <w:rPr>
-                <w:rFonts w:ascii="Jost" w:hAnsi="Jost" w:cs="Jost" w:eastAsia="Jost"/>
-                <w:b w:val="0"/>
-                <w:i w:val="0"/>
-                <w:color w:val="4A3A2C"/>
-                <w:sz w:val="17"/>
-              </w:rPr>
-              <w:t>☐</w:t>
-            </w:r>
-          </w:p>
-        </w:tc>
-        <w:tc>
-          <w:tcPr>
-            <w:tcW w:type="dxa" w:w="4706"/>
-          </w:tcPr>
-          <w:p>
-            <w:pPr>
-              <w:spacing w:before="40" w:after="40" w:line="276" w:lineRule="auto"/>
-            </w:pPr>
-            <w:r>
-              <w:rPr>
-                <w:rFonts w:ascii="Jost" w:hAnsi="Jost" w:cs="Jost" w:eastAsia="Jost"/>
-                <w:b w:val="0"/>
-                <w:i w:val="0"/>
-                <w:color w:val="4A3A2C"/>
-                <w:sz w:val="17"/>
-              </w:rPr>
-              <w:t xml:space="preserve">Guest has eaten in the last </w:t>
-            </w:r>
-            <w:r>
-              <w:rPr>
-                <w:rFonts w:ascii="Jost" w:hAnsi="Jost" w:cs="Jost" w:eastAsia="Jost"/>
-                <w:b w:val="0"/>
-                <w:i w:val="0"/>
-                <w:color w:val="A6754C"/>
-                <w:sz w:val="17"/>
-              </w:rPr>
-              <w:t>[___]</w:t>
-            </w:r>
-            <w:r>
-              <w:rPr>
-                <w:rFonts w:ascii="Jost" w:hAnsi="Jost" w:cs="Jost" w:eastAsia="Jost"/>
-                <w:b w:val="0"/>
-                <w:i w:val="0"/>
-                <w:color w:val="4A3A2C"/>
-                <w:sz w:val="17"/>
-              </w:rPr>
-              <w:t xml:space="preserve"> hours</w:t>
-            </w:r>
-          </w:p>
-        </w:tc>
-      </w:tr>
-    </w:tbl>
-    <w:p>
-      <w:pPr>
-        <w:spacing w:before="0" w:after="80" w:line="240" w:lineRule="auto"/>
-      </w:pPr>
-    </w:p>
-    <w:tbl>
-      <w:tblPr>
-        <w:tblW w:type="auto" w:w="0"/>
-        <w:jc w:val="center"/>
-        <w:tblLook w:firstColumn="1" w:firstRow="1" w:lastColumn="0" w:lastRow="0" w:noHBand="0" w:noVBand="1" w:val="04A0"/>
-        <w:tblBorders>
-          <w:top w:val="single" w:sz="4" w:color="DCC6B0"/>
-          <w:left w:val="single" w:sz="4" w:color="DCC6B0"/>
-          <w:bottom w:val="single" w:sz="4" w:color="DCC6B0"/>
-          <w:right w:val="single" w:sz="4" w:color="DCC6B0"/>
-          <w:insideH w:val="single" w:sz="4" w:color="DCC6B0"/>
-          <w:insideV w:val="single" w:sz="4" w:color="DCC6B0"/>
-        </w:tblBorders>
-      </w:tblPr>
-      <w:tblGrid>
-        <w:gridCol w:w="2353"/>
-        <w:gridCol w:w="2353"/>
-        <w:gridCol w:w="2353"/>
-        <w:gridCol w:w="2353"/>
-      </w:tblGrid>
-      <w:tr>
-        <w:trPr>
-          <w:tblHeader w:val="true"/>
-        </w:trPr>
-        <w:tc>
-          <w:tcPr>
-            <w:tcW w:type="dxa" w:w="2353"/>
-            <w:shd w:val="clear" w:color="auto" w:fill="221913"/>
-          </w:tcPr>
-          <w:p>
-            <w:pPr>
-              <w:spacing w:before="40" w:after="40" w:line="276" w:lineRule="auto"/>
-            </w:pPr>
-            <w:r>
-              <w:rPr>
-                <w:rFonts w:ascii="Jost" w:hAnsi="Jost" w:cs="Jost" w:eastAsia="Jost"/>
-                <w:b/>
-                <w:i w:val="0"/>
-                <w:color w:val="FBF5EE"/>
-                <w:sz w:val="17"/>
-              </w:rPr>
-              <w:t>Clinician name</w:t>
-            </w:r>
-          </w:p>
-        </w:tc>
-        <w:tc>
-          <w:tcPr>
-            <w:tcW w:type="dxa" w:w="2353"/>
-            <w:shd w:val="clear" w:color="auto" w:fill="221913"/>
-          </w:tcPr>
-          <w:p>
-            <w:pPr>
-              <w:spacing w:before="40" w:after="40" w:line="276" w:lineRule="auto"/>
-            </w:pPr>
-            <w:r>
-              <w:rPr>
-                <w:rFonts w:ascii="Jost" w:hAnsi="Jost" w:cs="Jost" w:eastAsia="Jost"/>
-                <w:b/>
-                <w:i w:val="0"/>
-                <w:color w:val="FBF5EE"/>
-                <w:sz w:val="17"/>
-              </w:rPr>
-              <w:t>DHA licence no.</w:t>
-            </w:r>
-          </w:p>
-        </w:tc>
-        <w:tc>
-          <w:tcPr>
-            <w:tcW w:type="dxa" w:w="2353"/>
-            <w:shd w:val="clear" w:color="auto" w:fill="221913"/>
-          </w:tcPr>
-          <w:p>
-            <w:pPr>
-              <w:spacing w:before="40" w:after="40" w:line="276" w:lineRule="auto"/>
-            </w:pPr>
-            <w:r>
-              <w:rPr>
-                <w:rFonts w:ascii="Jost" w:hAnsi="Jost" w:cs="Jost" w:eastAsia="Jost"/>
-                <w:b/>
-                <w:i w:val="0"/>
-                <w:color w:val="FBF5EE"/>
-                <w:sz w:val="17"/>
-              </w:rPr>
-              <w:t>Signature</w:t>
-            </w:r>
-          </w:p>
-        </w:tc>
-        <w:tc>
-          <w:tcPr>
-            <w:tcW w:type="dxa" w:w="2353"/>
-            <w:shd w:val="clear" w:color="auto" w:fill="221913"/>
-          </w:tcPr>
-          <w:p>
-            <w:pPr>
-              <w:spacing w:before="40" w:after="40" w:line="276" w:lineRule="auto"/>
-            </w:pPr>
-            <w:r>
-              <w:rPr>
-                <w:rFonts w:ascii="Jost" w:hAnsi="Jost" w:cs="Jost" w:eastAsia="Jost"/>
-                <w:b/>
-                <w:i w:val="0"/>
-                <w:color w:val="FBF5EE"/>
-                <w:sz w:val="17"/>
-              </w:rPr>
-              <w:t>Date / time</w:t>
-            </w:r>
-          </w:p>
-        </w:tc>
-      </w:tr>
-      <w:tr>
-        <w:tc>
-          <w:tcPr>
-            <w:tcW w:type="dxa" w:w="2353"/>
-          </w:tcPr>
-          <w:p>
-            <w:pPr>
-              <w:spacing w:before="40" w:after="40" w:line="276" w:lineRule="auto"/>
-            </w:pPr>
-            <w:r>
-              <w:rPr>
-                <w:rFonts w:ascii="Jost" w:hAnsi="Jost" w:cs="Jost" w:eastAsia="Jost"/>
-                <w:b w:val="0"/>
-                <w:i w:val="0"/>
-                <w:color w:val="4A3A2C"/>
-                <w:sz w:val="17"/>
-              </w:rPr>
-              <w:t>__________________</w:t>
-            </w:r>
-          </w:p>
-        </w:tc>
-        <w:tc>
-          <w:tcPr>
-            <w:tcW w:type="dxa" w:w="2353"/>
-          </w:tcPr>
-          <w:p>
-            <w:pPr>
-              <w:spacing w:before="40" w:after="40" w:line="276" w:lineRule="auto"/>
-            </w:pPr>
-            <w:r>
-              <w:rPr>
-                <w:rFonts w:ascii="Jost" w:hAnsi="Jost" w:cs="Jost" w:eastAsia="Jost"/>
-                <w:b w:val="0"/>
-                <w:i w:val="0"/>
-                <w:color w:val="A6754C"/>
-                <w:sz w:val="17"/>
-              </w:rPr>
-              <w:t>[DHA licence no.]</w:t>
-            </w:r>
-          </w:p>
-        </w:tc>
-        <w:tc>
-          <w:tcPr>
-            <w:tcW w:type="dxa" w:w="2353"/>
-          </w:tcPr>
-          <w:p>
-            <w:pPr>
-              <w:spacing w:before="40" w:after="40" w:line="276" w:lineRule="auto"/>
-            </w:pPr>
-            <w:r>
-              <w:rPr>
-                <w:rFonts w:ascii="Jost" w:hAnsi="Jost" w:cs="Jost" w:eastAsia="Jost"/>
-                <w:b w:val="0"/>
-                <w:i w:val="0"/>
-                <w:color w:val="4A3A2C"/>
-                <w:sz w:val="17"/>
-              </w:rPr>
-              <w:t>__________________</w:t>
-            </w:r>
-          </w:p>
-        </w:tc>
-        <w:tc>
-          <w:tcPr>
-            <w:tcW w:type="dxa" w:w="2353"/>
-          </w:tcPr>
-          <w:p>
-            <w:pPr>
-              <w:spacing w:before="40" w:after="40" w:line="276" w:lineRule="auto"/>
-            </w:pPr>
-            <w:r>
-              <w:rPr>
-                <w:rFonts w:ascii="Jost" w:hAnsi="Jost" w:cs="Jost" w:eastAsia="Jost"/>
-                <w:b w:val="0"/>
-                <w:i w:val="0"/>
-                <w:color w:val="4A3A2C"/>
-                <w:sz w:val="17"/>
-              </w:rPr>
-              <w:t>__________</w:t>
+              <w:t>Guest shown how to pause or stop</w:t>
             </w:r>
           </w:p>
         </w:tc>
@@ -5287,7 +5086,7 @@
           <w:color w:val="221913"/>
           <w:sz w:val="28"/>
         </w:rPr>
-        <w:t>6. Float &amp; Sensory Reset (Reset · 60 min · 500 kg Epsom salt)</w:t>
+        <w:t>6. Dry Float Bed (Reset · 30 min · fully clothed)</w:t>
       </w:r>
     </w:p>
     <w:tbl>
@@ -5392,7 +5191,7 @@
                 <w:color w:val="4A3A2C"/>
                 <w:sz w:val="17"/>
               </w:rPr>
-              <w:t>Epilepsy or seizures not controlled</w:t>
+              <w:t>Acute illness or fever</w:t>
             </w:r>
           </w:p>
         </w:tc>
@@ -5415,7 +5214,7 @@
                 <w:color w:val="4A3A2C"/>
                 <w:sz w:val="17"/>
               </w:rPr>
-              <w:t>Absolute contraindication</w:t>
+              <w:t>Medical clearance</w:t>
             </w:r>
           </w:p>
         </w:tc>
@@ -5436,7 +5235,7 @@
                 <w:color w:val="4A3A2C"/>
                 <w:sz w:val="17"/>
               </w:rPr>
-              <w:t>Open wounds, fresh tattoos or contagious skin conditions</w:t>
+              <w:t>Pregnancy (later stages)</w:t>
             </w:r>
           </w:p>
         </w:tc>
@@ -5458,7 +5257,7 @@
                 <w:color w:val="4A3A2C"/>
                 <w:sz w:val="17"/>
               </w:rPr>
-              <w:t>Absolute contraindication</w:t>
+              <w:t>Medical clearance</w:t>
             </w:r>
           </w:p>
         </w:tc>
@@ -5478,179 +5277,7 @@
                 <w:color w:val="4A3A2C"/>
                 <w:sz w:val="17"/>
               </w:rPr>
-              <w:t>Infectious illness, incontinence, or under the influence of alcohol or drugs</w:t>
-            </w:r>
-          </w:p>
-        </w:tc>
-      </w:tr>
-      <w:tr>
-        <w:tc>
-          <w:tcPr>
-            <w:tcW w:type="dxa" w:w="4706"/>
-            <w:shd w:val="clear" w:color="auto" w:fill="FBF5EE"/>
-          </w:tcPr>
-          <w:p>
-            <w:pPr>
-              <w:spacing w:before="40" w:after="40" w:line="276" w:lineRule="auto"/>
-            </w:pPr>
-            <w:r>
-              <w:rPr>
-                <w:rFonts w:ascii="Jost" w:hAnsi="Jost" w:cs="Jost" w:eastAsia="Jost"/>
-                <w:b w:val="0"/>
-                <w:i w:val="0"/>
-                <w:color w:val="4A3A2C"/>
-                <w:sz w:val="17"/>
-              </w:rPr>
-              <w:t>Absolute contraindication</w:t>
-            </w:r>
-          </w:p>
-        </w:tc>
-        <w:tc>
-          <w:tcPr>
-            <w:tcW w:type="dxa" w:w="4706"/>
-            <w:shd w:val="clear" w:color="auto" w:fill="FBF5EE"/>
-          </w:tcPr>
-          <w:p>
-            <w:pPr>
-              <w:spacing w:before="40" w:after="40" w:line="276" w:lineRule="auto"/>
-            </w:pPr>
-            <w:r>
-              <w:rPr>
-                <w:rFonts w:ascii="Jost" w:hAnsi="Jost" w:cs="Jost" w:eastAsia="Jost"/>
-                <w:b w:val="0"/>
-                <w:i w:val="0"/>
-                <w:color w:val="4A3A2C"/>
-                <w:sz w:val="17"/>
-              </w:rPr>
-              <w:t>Kidney failure (magnesium absorption)</w:t>
-            </w:r>
-          </w:p>
-        </w:tc>
-      </w:tr>
-      <w:tr>
-        <w:tc>
-          <w:tcPr>
-            <w:tcW w:type="dxa" w:w="4706"/>
-          </w:tcPr>
-          <w:p>
-            <w:pPr>
-              <w:spacing w:before="40" w:after="40" w:line="276" w:lineRule="auto"/>
-            </w:pPr>
-            <w:r>
-              <w:rPr>
-                <w:rFonts w:ascii="Jost" w:hAnsi="Jost" w:cs="Jost" w:eastAsia="Jost"/>
-                <w:b w:val="0"/>
-                <w:i w:val="0"/>
-                <w:color w:val="4A3A2C"/>
-                <w:sz w:val="17"/>
-              </w:rPr>
-              <w:t>Medical clearance</w:t>
-            </w:r>
-          </w:p>
-        </w:tc>
-        <w:tc>
-          <w:tcPr>
-            <w:tcW w:type="dxa" w:w="4706"/>
-          </w:tcPr>
-          <w:p>
-            <w:pPr>
-              <w:spacing w:before="40" w:after="40" w:line="276" w:lineRule="auto"/>
-            </w:pPr>
-            <w:r>
-              <w:rPr>
-                <w:rFonts w:ascii="Jost" w:hAnsi="Jost" w:cs="Jost" w:eastAsia="Jost"/>
-                <w:b w:val="0"/>
-                <w:i w:val="0"/>
-                <w:color w:val="4A3A2C"/>
-                <w:sz w:val="17"/>
-              </w:rPr>
-              <w:t>Pregnancy</w:t>
-            </w:r>
-          </w:p>
-        </w:tc>
-      </w:tr>
-      <w:tr>
-        <w:tc>
-          <w:tcPr>
-            <w:tcW w:type="dxa" w:w="4706"/>
-            <w:shd w:val="clear" w:color="auto" w:fill="FBF5EE"/>
-          </w:tcPr>
-          <w:p>
-            <w:pPr>
-              <w:spacing w:before="40" w:after="40" w:line="276" w:lineRule="auto"/>
-            </w:pPr>
-            <w:r>
-              <w:rPr>
-                <w:rFonts w:ascii="Jost" w:hAnsi="Jost" w:cs="Jost" w:eastAsia="Jost"/>
-                <w:b w:val="0"/>
-                <w:i w:val="0"/>
-                <w:color w:val="4A3A2C"/>
-                <w:sz w:val="17"/>
-              </w:rPr>
-              <w:t>Medical clearance</w:t>
-            </w:r>
-          </w:p>
-        </w:tc>
-        <w:tc>
-          <w:tcPr>
-            <w:tcW w:type="dxa" w:w="4706"/>
-            <w:shd w:val="clear" w:color="auto" w:fill="FBF5EE"/>
-          </w:tcPr>
-          <w:p>
-            <w:pPr>
-              <w:spacing w:before="40" w:after="40" w:line="276" w:lineRule="auto"/>
-            </w:pPr>
-            <w:r>
-              <w:rPr>
-                <w:rFonts w:ascii="Jost" w:hAnsi="Jost" w:cs="Jost" w:eastAsia="Jost"/>
-                <w:b w:val="0"/>
-                <w:i w:val="0"/>
-                <w:color w:val="4A3A2C"/>
-                <w:sz w:val="17"/>
-              </w:rPr>
-              <w:t>Low blood pressure; severe claustrophobia; serious mental-health condition</w:t>
-            </w:r>
-          </w:p>
-        </w:tc>
-      </w:tr>
-      <w:tr>
-        <w:tc>
-          <w:tcPr>
-            <w:tcW w:type="dxa" w:w="4706"/>
-          </w:tcPr>
-          <w:p>
-            <w:pPr>
-              <w:spacing w:before="40" w:after="40" w:line="276" w:lineRule="auto"/>
-            </w:pPr>
-            <w:r>
-              <w:rPr>
-                <w:rFonts w:ascii="Jost" w:hAnsi="Jost" w:cs="Jost" w:eastAsia="Jost"/>
-                <w:b w:val="0"/>
-                <w:i w:val="0"/>
-                <w:color w:val="4A3A2C"/>
-                <w:sz w:val="17"/>
-              </w:rPr>
-              <w:t>Medical clearance</w:t>
-            </w:r>
-          </w:p>
-        </w:tc>
-        <w:tc>
-          <w:tcPr>
-            <w:tcW w:type="dxa" w:w="4706"/>
-          </w:tcPr>
-          <w:p>
-            <w:pPr>
-              <w:spacing w:before="40" w:after="40" w:line="276" w:lineRule="auto"/>
-            </w:pPr>
-            <w:r>
-              <w:rPr>
-                <w:rFonts w:ascii="Jost" w:hAnsi="Jost" w:cs="Jost" w:eastAsia="Jost"/>
-                <w:b w:val="0"/>
-                <w:i w:val="0"/>
-                <w:color w:val="4A3A2C"/>
-                <w:sz w:val="17"/>
-              </w:rPr>
-              <w:t>Recent hair colouring (last 48 hours)</w:t>
+              <w:t>Heat sensitivity; recent back or abdominal surgery</w:t>
             </w:r>
           </w:p>
         </w:tc>
@@ -5763,7 +5390,7 @@
                 <w:color w:val="4A3A2C"/>
                 <w:sz w:val="17"/>
               </w:rPr>
-              <w:t>Guest showered before entry</w:t>
+              <w:t>Sharp objects removed from pockets</w:t>
             </w:r>
           </w:p>
         </w:tc>
@@ -5807,7 +5434,17 @@
                 <w:color w:val="4A3A2C"/>
                 <w:sz w:val="17"/>
               </w:rPr>
-              <w:t>Ear plugs offered; petroleum jelly offered for minor nicks</w:t>
+              <w:t xml:space="preserve">Water temperature checked </w:t>
+            </w:r>
+            <w:r>
+              <w:rPr>
+                <w:rFonts w:ascii="Jost" w:hAnsi="Jost" w:cs="Jost" w:eastAsia="Jost"/>
+                <w:b w:val="0"/>
+                <w:i w:val="0"/>
+                <w:color w:val="A6754C"/>
+                <w:sz w:val="17"/>
+              </w:rPr>
+              <w:t>[per Elevé protocol — pending]</w:t>
             </w:r>
           </w:p>
         </w:tc>
@@ -5849,93 +5486,7 @@
                 <w:color w:val="4A3A2C"/>
                 <w:sz w:val="17"/>
               </w:rPr>
-              <w:t>Light and door controls explained; guest may keep light on</w:t>
-            </w:r>
-          </w:p>
-        </w:tc>
-      </w:tr>
-      <w:tr>
-        <w:tc>
-          <w:tcPr>
-            <w:tcW w:type="dxa" w:w="4706"/>
-            <w:shd w:val="clear" w:color="auto" w:fill="FBF5EE"/>
-          </w:tcPr>
-          <w:p>
-            <w:pPr>
-              <w:spacing w:before="40" w:after="40" w:line="276" w:lineRule="auto"/>
-            </w:pPr>
-            <w:r>
-              <w:rPr>
-                <w:rFonts w:ascii="Jost" w:hAnsi="Jost" w:cs="Jost" w:eastAsia="Jost"/>
-                <w:b w:val="0"/>
-                <w:i w:val="0"/>
-                <w:color w:val="4A3A2C"/>
-                <w:sz w:val="17"/>
-              </w:rPr>
-              <w:t>☐</w:t>
-            </w:r>
-          </w:p>
-        </w:tc>
-        <w:tc>
-          <w:tcPr>
-            <w:tcW w:type="dxa" w:w="4706"/>
-            <w:shd w:val="clear" w:color="auto" w:fill="FBF5EE"/>
-          </w:tcPr>
-          <w:p>
-            <w:pPr>
-              <w:spacing w:before="40" w:after="40" w:line="276" w:lineRule="auto"/>
-            </w:pPr>
-            <w:r>
-              <w:rPr>
-                <w:rFonts w:ascii="Jost" w:hAnsi="Jost" w:cs="Jost" w:eastAsia="Jost"/>
-                <w:b w:val="0"/>
-                <w:i w:val="0"/>
-                <w:color w:val="4A3A2C"/>
-                <w:sz w:val="17"/>
-              </w:rPr>
-              <w:t>Water temperature and filtration log checked today</w:t>
-            </w:r>
-          </w:p>
-        </w:tc>
-      </w:tr>
-      <w:tr>
-        <w:tc>
-          <w:tcPr>
-            <w:tcW w:type="dxa" w:w="4706"/>
-          </w:tcPr>
-          <w:p>
-            <w:pPr>
-              <w:spacing w:before="40" w:after="40" w:line="276" w:lineRule="auto"/>
-            </w:pPr>
-            <w:r>
-              <w:rPr>
-                <w:rFonts w:ascii="Jost" w:hAnsi="Jost" w:cs="Jost" w:eastAsia="Jost"/>
-                <w:b w:val="0"/>
-                <w:i w:val="0"/>
-                <w:color w:val="4A3A2C"/>
-                <w:sz w:val="17"/>
-              </w:rPr>
-              <w:t>☐</w:t>
-            </w:r>
-          </w:p>
-        </w:tc>
-        <w:tc>
-          <w:tcPr>
-            <w:tcW w:type="dxa" w:w="4706"/>
-          </w:tcPr>
-          <w:p>
-            <w:pPr>
-              <w:spacing w:before="40" w:after="40" w:line="276" w:lineRule="auto"/>
-            </w:pPr>
-            <w:r>
-              <w:rPr>
-                <w:rFonts w:ascii="Jost" w:hAnsi="Jost" w:cs="Jost" w:eastAsia="Jost"/>
-                <w:b w:val="0"/>
-                <w:i w:val="0"/>
-                <w:color w:val="4A3A2C"/>
-                <w:sz w:val="17"/>
-              </w:rPr>
-              <w:t>Emergency call button shown</w:t>
+              <w:t>Guest positioned comfortably; stop control shown</w:t>
             </w:r>
           </w:p>
         </w:tc>
@@ -5957,7 +5508,7 @@
           <w:color w:val="221913"/>
           <w:sz w:val="28"/>
         </w:rPr>
-        <w:t>7. Compression Recovery (Heal · 30 min · 7-zone boots)</w:t>
+        <w:t>7. Salt Cabin (Reset · 30 min · E-Salt Cabin: salt air, red light, oxygen, aromatherapy)</w:t>
       </w:r>
     </w:p>
     <w:tbl>
@@ -6062,7 +5613,7 @@
                 <w:color w:val="4A3A2C"/>
                 <w:sz w:val="17"/>
               </w:rPr>
-              <w:t>Known or suspected deep vein thrombosis or blood clots</w:t>
+              <w:t>Active tuberculosis; acute respiratory infection with fever</w:t>
             </w:r>
           </w:p>
         </w:tc>
@@ -6106,7 +5657,7 @@
                 <w:color w:val="4A3A2C"/>
                 <w:sz w:val="17"/>
               </w:rPr>
-              <w:t>Congestive heart failure; pulmonary oedema</w:t>
+              <w:t>Severe uncontrolled asthma or COPD</w:t>
             </w:r>
           </w:p>
         </w:tc>
@@ -6148,7 +5699,7 @@
                 <w:color w:val="4A3A2C"/>
                 <w:sz w:val="17"/>
               </w:rPr>
-              <w:t>Acute infection, open wounds, fracture or acute injury in the legs</w:t>
+              <w:t>Open wounds or bleeding</w:t>
             </w:r>
           </w:p>
         </w:tc>
@@ -6192,7 +5743,7 @@
                 <w:color w:val="4A3A2C"/>
                 <w:sz w:val="17"/>
               </w:rPr>
-              <w:t>Pregnancy</w:t>
+              <w:t>Asthma; COPD; high blood pressure; heart conditions</w:t>
             </w:r>
           </w:p>
         </w:tc>
@@ -6234,7 +5785,7 @@
                 <w:color w:val="4A3A2C"/>
                 <w:sz w:val="17"/>
               </w:rPr>
-              <w:t>Peripheral vascular disease, diabetes with neuropathy, lymphoedema</w:t>
+              <w:t>Pregnancy; cancer; claustrophobia</w:t>
             </w:r>
           </w:p>
         </w:tc>
@@ -6278,7 +5829,7 @@
                 <w:color w:val="4A3A2C"/>
                 <w:sz w:val="17"/>
               </w:rPr>
-              <w:t>Anticoagulant use; recent surgery</w:t>
+              <w:t>Photosensitivity (red light); essential-oil allergy (aromatherapy)</w:t>
             </w:r>
           </w:p>
         </w:tc>
@@ -6391,7 +5942,7 @@
                 <w:color w:val="4A3A2C"/>
                 <w:sz w:val="17"/>
               </w:rPr>
-              <w:t>No leg pain, swelling or redness reported</w:t>
+              <w:t>Inhaler (if used) carried in by guest</w:t>
             </w:r>
           </w:p>
         </w:tc>
@@ -6435,7 +5986,7 @@
                 <w:color w:val="4A3A2C"/>
                 <w:sz w:val="17"/>
               </w:rPr>
-              <w:t>Correct boot size fitted</w:t>
+              <w:t>Aromatherapy: ☐ on ☐ off (per guest preference)</w:t>
             </w:r>
           </w:p>
         </w:tc>
@@ -6477,7 +6028,7 @@
                 <w:color w:val="4A3A2C"/>
                 <w:sz w:val="17"/>
               </w:rPr>
-              <w:t>Pressure set: ______ (light / medium / firm)</w:t>
+              <w:t>Oxygen and red light settings confirmed per Elevé protocol</w:t>
             </w:r>
           </w:p>
         </w:tc>
@@ -6521,7 +6072,7 @@
                 <w:color w:val="4A3A2C"/>
                 <w:sz w:val="17"/>
               </w:rPr>
-              <w:t>Guest shown how to pause or stop</w:t>
+              <w:t>Cabin sealed and communication tested</w:t>
             </w:r>
           </w:p>
         </w:tc>
@@ -6543,7 +6094,7 @@
           <w:color w:val="221913"/>
           <w:sz w:val="28"/>
         </w:rPr>
-        <w:t>8. Dry Float Bed (Reset · 30 min · fully clothed)</w:t>
+        <w:t>8. Cold Plunge (Reset · 2–5 min · 5 °C · always Host-guided)</w:t>
       </w:r>
     </w:p>
     <w:tbl>
@@ -6648,7 +6199,7 @@
                 <w:color w:val="4A3A2C"/>
                 <w:sz w:val="17"/>
               </w:rPr>
-              <w:t>Acute illness or fever</w:t>
+              <w:t>Pregnancy</w:t>
             </w:r>
           </w:p>
         </w:tc>
@@ -6671,7 +6222,7 @@
                 <w:color w:val="4A3A2C"/>
                 <w:sz w:val="17"/>
               </w:rPr>
-              <w:t>Medical clearance</w:t>
+              <w:t>Absolute contraindication</w:t>
             </w:r>
           </w:p>
         </w:tc>
@@ -6692,7 +6243,7 @@
                 <w:color w:val="4A3A2C"/>
                 <w:sz w:val="17"/>
               </w:rPr>
-              <w:t>Pregnancy (later stages)</w:t>
+              <w:t>Heart conditions, arrhythmia, pacemaker, uncontrolled high blood pressure</w:t>
             </w:r>
           </w:p>
         </w:tc>
@@ -6714,6 +6265,92 @@
                 <w:color w:val="4A3A2C"/>
                 <w:sz w:val="17"/>
               </w:rPr>
+              <w:t>Absolute contraindication</w:t>
+            </w:r>
+          </w:p>
+        </w:tc>
+        <w:tc>
+          <w:tcPr>
+            <w:tcW w:type="dxa" w:w="4706"/>
+          </w:tcPr>
+          <w:p>
+            <w:pPr>
+              <w:spacing w:before="40" w:after="40" w:line="276" w:lineRule="auto"/>
+            </w:pPr>
+            <w:r>
+              <w:rPr>
+                <w:rFonts w:ascii="Jost" w:hAnsi="Jost" w:cs="Jost" w:eastAsia="Jost"/>
+                <w:b w:val="0"/>
+                <w:i w:val="0"/>
+                <w:color w:val="4A3A2C"/>
+                <w:sz w:val="17"/>
+              </w:rPr>
+              <w:t>Raynaud's phenomenon, cold urticaria</w:t>
+            </w:r>
+          </w:p>
+        </w:tc>
+      </w:tr>
+      <w:tr>
+        <w:tc>
+          <w:tcPr>
+            <w:tcW w:type="dxa" w:w="4706"/>
+            <w:shd w:val="clear" w:color="auto" w:fill="FBF5EE"/>
+          </w:tcPr>
+          <w:p>
+            <w:pPr>
+              <w:spacing w:before="40" w:after="40" w:line="276" w:lineRule="auto"/>
+            </w:pPr>
+            <w:r>
+              <w:rPr>
+                <w:rFonts w:ascii="Jost" w:hAnsi="Jost" w:cs="Jost" w:eastAsia="Jost"/>
+                <w:b w:val="0"/>
+                <w:i w:val="0"/>
+                <w:color w:val="4A3A2C"/>
+                <w:sz w:val="17"/>
+              </w:rPr>
+              <w:t>Absolute contraindication</w:t>
+            </w:r>
+          </w:p>
+        </w:tc>
+        <w:tc>
+          <w:tcPr>
+            <w:tcW w:type="dxa" w:w="4706"/>
+            <w:shd w:val="clear" w:color="auto" w:fill="FBF5EE"/>
+          </w:tcPr>
+          <w:p>
+            <w:pPr>
+              <w:spacing w:before="40" w:after="40" w:line="276" w:lineRule="auto"/>
+            </w:pPr>
+            <w:r>
+              <w:rPr>
+                <w:rFonts w:ascii="Jost" w:hAnsi="Jost" w:cs="Jost" w:eastAsia="Jost"/>
+                <w:b w:val="0"/>
+                <w:i w:val="0"/>
+                <w:color w:val="4A3A2C"/>
+                <w:sz w:val="17"/>
+              </w:rPr>
+              <w:t>Open wounds; alcohol in last 24 hours; epilepsy not controlled</w:t>
+            </w:r>
+          </w:p>
+        </w:tc>
+      </w:tr>
+      <w:tr>
+        <w:tc>
+          <w:tcPr>
+            <w:tcW w:type="dxa" w:w="4706"/>
+          </w:tcPr>
+          <w:p>
+            <w:pPr>
+              <w:spacing w:before="40" w:after="40" w:line="276" w:lineRule="auto"/>
+            </w:pPr>
+            <w:r>
+              <w:rPr>
+                <w:rFonts w:ascii="Jost" w:hAnsi="Jost" w:cs="Jost" w:eastAsia="Jost"/>
+                <w:b w:val="0"/>
+                <w:i w:val="0"/>
+                <w:color w:val="4A3A2C"/>
+                <w:sz w:val="17"/>
+              </w:rPr>
               <w:t>Medical clearance</w:t>
             </w:r>
           </w:p>
@@ -6734,7 +6371,51 @@
                 <w:color w:val="4A3A2C"/>
                 <w:sz w:val="17"/>
               </w:rPr>
-              <w:t>Heat sensitivity; recent back or abdominal surgery</w:t>
+              <w:t>Controlled high blood pressure; diabetes; asthma</w:t>
+            </w:r>
+          </w:p>
+        </w:tc>
+      </w:tr>
+      <w:tr>
+        <w:tc>
+          <w:tcPr>
+            <w:tcW w:type="dxa" w:w="4706"/>
+            <w:shd w:val="clear" w:color="auto" w:fill="FBF5EE"/>
+          </w:tcPr>
+          <w:p>
+            <w:pPr>
+              <w:spacing w:before="40" w:after="40" w:line="276" w:lineRule="auto"/>
+            </w:pPr>
+            <w:r>
+              <w:rPr>
+                <w:rFonts w:ascii="Jost" w:hAnsi="Jost" w:cs="Jost" w:eastAsia="Jost"/>
+                <w:b w:val="0"/>
+                <w:i w:val="0"/>
+                <w:color w:val="4A3A2C"/>
+                <w:sz w:val="17"/>
+              </w:rPr>
+              <w:t>Medical clearance</w:t>
+            </w:r>
+          </w:p>
+        </w:tc>
+        <w:tc>
+          <w:tcPr>
+            <w:tcW w:type="dxa" w:w="4706"/>
+            <w:shd w:val="clear" w:color="auto" w:fill="FBF5EE"/>
+          </w:tcPr>
+          <w:p>
+            <w:pPr>
+              <w:spacing w:before="40" w:after="40" w:line="276" w:lineRule="auto"/>
+            </w:pPr>
+            <w:r>
+              <w:rPr>
+                <w:rFonts w:ascii="Jost" w:hAnsi="Jost" w:cs="Jost" w:eastAsia="Jost"/>
+                <w:b w:val="0"/>
+                <w:i w:val="0"/>
+                <w:color w:val="4A3A2C"/>
+                <w:sz w:val="17"/>
+              </w:rPr>
+              <w:t>Recent surgery; anxiety or panic disorder</w:t>
             </w:r>
           </w:p>
         </w:tc>
@@ -6847,7 +6528,7 @@
                 <w:color w:val="4A3A2C"/>
                 <w:sz w:val="17"/>
               </w:rPr>
-              <w:t>Sharp objects removed from pockets</w:t>
+              <w:t>Water temperature: ______ °C; filtration log checked</w:t>
             </w:r>
           </w:p>
         </w:tc>
@@ -6891,7 +6572,7 @@
                 <w:color w:val="4A3A2C"/>
                 <w:sz w:val="17"/>
               </w:rPr>
-              <w:t>Water temperature checked</w:t>
+              <w:t>Guest briefed on cold-shock breathing: long, slow exhales</w:t>
             </w:r>
           </w:p>
         </w:tc>
@@ -6933,7 +6614,113 @@
                 <w:color w:val="4A3A2C"/>
                 <w:sz w:val="17"/>
               </w:rPr>
-              <w:t>Guest positioned comfortably; stop control shown</w:t>
+              <w:t>Host present at the plunge for the full immersion; timer set: ______ min</w:t>
+            </w:r>
+          </w:p>
+        </w:tc>
+      </w:tr>
+      <w:tr>
+        <w:tc>
+          <w:tcPr>
+            <w:tcW w:type="dxa" w:w="4706"/>
+            <w:shd w:val="clear" w:color="auto" w:fill="FBF5EE"/>
+          </w:tcPr>
+          <w:p>
+            <w:pPr>
+              <w:spacing w:before="40" w:after="40" w:line="276" w:lineRule="auto"/>
+            </w:pPr>
+            <w:r>
+              <w:rPr>
+                <w:rFonts w:ascii="Jost" w:hAnsi="Jost" w:cs="Jost" w:eastAsia="Jost"/>
+                <w:b w:val="0"/>
+                <w:i w:val="0"/>
+                <w:color w:val="4A3A2C"/>
+                <w:sz w:val="17"/>
+              </w:rPr>
+              <w:t>☐</w:t>
+            </w:r>
+          </w:p>
+        </w:tc>
+        <w:tc>
+          <w:tcPr>
+            <w:tcW w:type="dxa" w:w="4706"/>
+            <w:shd w:val="clear" w:color="auto" w:fill="FBF5EE"/>
+          </w:tcPr>
+          <w:p>
+            <w:pPr>
+              <w:spacing w:before="40" w:after="40" w:line="276" w:lineRule="auto"/>
+            </w:pPr>
+            <w:r>
+              <w:rPr>
+                <w:rFonts w:ascii="Jost" w:hAnsi="Jost" w:cs="Jost" w:eastAsia="Jost"/>
+                <w:b w:val="0"/>
+                <w:i w:val="0"/>
+                <w:color w:val="4A3A2C"/>
+                <w:sz w:val="17"/>
+              </w:rPr>
+              <w:t>Entry and exit points clear; towel and robe ready</w:t>
+            </w:r>
+          </w:p>
+        </w:tc>
+      </w:tr>
+      <w:tr>
+        <w:tc>
+          <w:tcPr>
+            <w:tcW w:type="dxa" w:w="4706"/>
+          </w:tcPr>
+          <w:p>
+            <w:pPr>
+              <w:spacing w:before="40" w:after="40" w:line="276" w:lineRule="auto"/>
+            </w:pPr>
+            <w:r>
+              <w:rPr>
+                <w:rFonts w:ascii="Jost" w:hAnsi="Jost" w:cs="Jost" w:eastAsia="Jost"/>
+                <w:b w:val="0"/>
+                <w:i w:val="0"/>
+                <w:color w:val="4A3A2C"/>
+                <w:sz w:val="17"/>
+              </w:rPr>
+              <w:t>☐</w:t>
+            </w:r>
+          </w:p>
+        </w:tc>
+        <w:tc>
+          <w:tcPr>
+            <w:tcW w:type="dxa" w:w="4706"/>
+          </w:tcPr>
+          <w:p>
+            <w:pPr>
+              <w:spacing w:before="40" w:after="40" w:line="276" w:lineRule="auto"/>
+            </w:pPr>
+            <w:r>
+              <w:rPr>
+                <w:rFonts w:ascii="Jost" w:hAnsi="Jost" w:cs="Jost" w:eastAsia="Jost"/>
+                <w:b w:val="0"/>
+                <w:i w:val="0"/>
+                <w:color w:val="4A3A2C"/>
+                <w:sz w:val="17"/>
+              </w:rPr>
+              <w:t xml:space="preserve">First visit: </w:t>
+            </w:r>
+            <w:r>
+              <w:rPr>
+                <w:rFonts w:ascii="Jost" w:hAnsi="Jost" w:cs="Jost" w:eastAsia="Jost"/>
+                <w:b w:val="0"/>
+                <w:i w:val="0"/>
+                <w:color w:val="A6754C"/>
+                <w:sz w:val="17"/>
+              </w:rPr>
+              <w:t>[___]</w:t>
+            </w:r>
+            <w:r>
+              <w:rPr>
+                <w:rFonts w:ascii="Jost" w:hAnsi="Jost" w:cs="Jost" w:eastAsia="Jost"/>
+                <w:b w:val="0"/>
+                <w:i w:val="0"/>
+                <w:color w:val="4A3A2C"/>
+                <w:sz w:val="17"/>
+              </w:rPr>
+              <w:t xml:space="preserve"> min maximum; head stays above water</w:t>
             </w:r>
           </w:p>
         </w:tc>
@@ -6955,7 +6742,7 @@
           <w:color w:val="221913"/>
           <w:sz w:val="28"/>
         </w:rPr>
-        <w:t>9. Salt Cabin (Reset · 30 min · E-Salt Cabin: salt air, red light, oxygen, aromatherapy)</w:t>
+        <w:t>9. Guided Breathwork (Reset · 45 min · 1:1 or small group)</w:t>
       </w:r>
     </w:p>
     <w:tbl>
@@ -7060,7 +6847,7 @@
                 <w:color w:val="4A3A2C"/>
                 <w:sz w:val="17"/>
               </w:rPr>
-              <w:t>Active tuberculosis; acute respiratory infection with fever</w:t>
+              <w:t>Recent heart attack or stroke; uncontrolled epilepsy (for intense techniques)</w:t>
             </w:r>
           </w:p>
         </w:tc>
@@ -7083,7 +6870,7 @@
                 <w:color w:val="4A3A2C"/>
                 <w:sz w:val="17"/>
               </w:rPr>
-              <w:t>Absolute contraindication</w:t>
+              <w:t>Medical clearance</w:t>
             </w:r>
           </w:p>
         </w:tc>
@@ -7104,7 +6891,7 @@
                 <w:color w:val="4A3A2C"/>
                 <w:sz w:val="17"/>
               </w:rPr>
-              <w:t>Severe uncontrolled asthma or COPD</w:t>
+              <w:t>Pregnancy (no breath-holding or rapid techniques)</w:t>
             </w:r>
           </w:p>
         </w:tc>
@@ -7126,7 +6913,7 @@
                 <w:color w:val="4A3A2C"/>
                 <w:sz w:val="17"/>
               </w:rPr>
-              <w:t>Absolute contraindication</w:t>
+              <w:t>Medical clearance</w:t>
             </w:r>
           </w:p>
         </w:tc>
@@ -7146,7 +6933,7 @@
                 <w:color w:val="4A3A2C"/>
                 <w:sz w:val="17"/>
               </w:rPr>
-              <w:t>Open wounds or bleeding</w:t>
+              <w:t>High blood pressure; heart conditions; glaucoma; recent surgery</w:t>
             </w:r>
           </w:p>
         </w:tc>
@@ -7190,93 +6977,7 @@
                 <w:color w:val="4A3A2C"/>
                 <w:sz w:val="17"/>
               </w:rPr>
-              <w:t>Asthma; COPD; high blood pressure; heart conditions</w:t>
-            </w:r>
-          </w:p>
-        </w:tc>
-      </w:tr>
-      <w:tr>
-        <w:tc>
-          <w:tcPr>
-            <w:tcW w:type="dxa" w:w="4706"/>
-          </w:tcPr>
-          <w:p>
-            <w:pPr>
-              <w:spacing w:before="40" w:after="40" w:line="276" w:lineRule="auto"/>
-            </w:pPr>
-            <w:r>
-              <w:rPr>
-                <w:rFonts w:ascii="Jost" w:hAnsi="Jost" w:cs="Jost" w:eastAsia="Jost"/>
-                <w:b w:val="0"/>
-                <w:i w:val="0"/>
-                <w:color w:val="4A3A2C"/>
-                <w:sz w:val="17"/>
-              </w:rPr>
-              <w:t>Medical clearance</w:t>
-            </w:r>
-          </w:p>
-        </w:tc>
-        <w:tc>
-          <w:tcPr>
-            <w:tcW w:type="dxa" w:w="4706"/>
-          </w:tcPr>
-          <w:p>
-            <w:pPr>
-              <w:spacing w:before="40" w:after="40" w:line="276" w:lineRule="auto"/>
-            </w:pPr>
-            <w:r>
-              <w:rPr>
-                <w:rFonts w:ascii="Jost" w:hAnsi="Jost" w:cs="Jost" w:eastAsia="Jost"/>
-                <w:b w:val="0"/>
-                <w:i w:val="0"/>
-                <w:color w:val="4A3A2C"/>
-                <w:sz w:val="17"/>
-              </w:rPr>
-              <w:t>Pregnancy; cancer; claustrophobia</w:t>
-            </w:r>
-          </w:p>
-        </w:tc>
-      </w:tr>
-      <w:tr>
-        <w:tc>
-          <w:tcPr>
-            <w:tcW w:type="dxa" w:w="4706"/>
-            <w:shd w:val="clear" w:color="auto" w:fill="FBF5EE"/>
-          </w:tcPr>
-          <w:p>
-            <w:pPr>
-              <w:spacing w:before="40" w:after="40" w:line="276" w:lineRule="auto"/>
-            </w:pPr>
-            <w:r>
-              <w:rPr>
-                <w:rFonts w:ascii="Jost" w:hAnsi="Jost" w:cs="Jost" w:eastAsia="Jost"/>
-                <w:b w:val="0"/>
-                <w:i w:val="0"/>
-                <w:color w:val="4A3A2C"/>
-                <w:sz w:val="17"/>
-              </w:rPr>
-              <w:t>Medical clearance</w:t>
-            </w:r>
-          </w:p>
-        </w:tc>
-        <w:tc>
-          <w:tcPr>
-            <w:tcW w:type="dxa" w:w="4706"/>
-            <w:shd w:val="clear" w:color="auto" w:fill="FBF5EE"/>
-          </w:tcPr>
-          <w:p>
-            <w:pPr>
-              <w:spacing w:before="40" w:after="40" w:line="276" w:lineRule="auto"/>
-            </w:pPr>
-            <w:r>
-              <w:rPr>
-                <w:rFonts w:ascii="Jost" w:hAnsi="Jost" w:cs="Jost" w:eastAsia="Jost"/>
-                <w:b w:val="0"/>
-                <w:i w:val="0"/>
-                <w:color w:val="4A3A2C"/>
-                <w:sz w:val="17"/>
-              </w:rPr>
-              <w:t>Photosensitivity (red light); essential-oil allergy (aromatherapy)</w:t>
+              <w:t>Panic disorder, PTSD or serious mental-health condition</w:t>
             </w:r>
           </w:p>
         </w:tc>
@@ -7389,7 +7090,7 @@
                 <w:color w:val="4A3A2C"/>
                 <w:sz w:val="17"/>
               </w:rPr>
-              <w:t>Inhaler (if used) carried in by guest</w:t>
+              <w:t>Technique chosen to suit today's state: __________</w:t>
             </w:r>
           </w:p>
         </w:tc>
@@ -7433,7 +7134,7 @@
                 <w:color w:val="4A3A2C"/>
                 <w:sz w:val="17"/>
               </w:rPr>
-              <w:t>Aromatherapy: ☐ on ☐ off (per guest preference)</w:t>
+              <w:t>No breath-holds for guests with cardiovascular or pregnancy flags</w:t>
             </w:r>
           </w:p>
         </w:tc>
@@ -7475,7 +7176,7 @@
                 <w:color w:val="4A3A2C"/>
                 <w:sz w:val="17"/>
               </w:rPr>
-              <w:t>Oxygen and red light settings confirmed per Elevé protocol</w:t>
+              <w:t>Guest told they may return to normal breathing at any time</w:t>
             </w:r>
           </w:p>
         </w:tc>
@@ -7519,7 +7220,7 @@
                 <w:color w:val="4A3A2C"/>
                 <w:sz w:val="17"/>
               </w:rPr>
-              <w:t>Cabin sealed and communication tested</w:t>
+              <w:t>Never practised in or near water</w:t>
             </w:r>
           </w:p>
         </w:tc>
@@ -7541,7 +7242,7 @@
           <w:color w:val="221913"/>
           <w:sz w:val="28"/>
         </w:rPr>
-        <w:t>10. Cold Plunge (Reset · 2–5 min · 5 °C · always Host-guided)</w:t>
+        <w:t>10. Sound Healing (Elevate · [__] min · 1:1 or small group, up to [__] guests)</w:t>
       </w:r>
     </w:p>
     <w:tbl>
@@ -7646,7 +7347,7 @@
                 <w:color w:val="4A3A2C"/>
                 <w:sz w:val="17"/>
               </w:rPr>
-              <w:t>Pregnancy</w:t>
+              <w:t>Acute ear infection or recent ear surgery</w:t>
             </w:r>
           </w:p>
         </w:tc>
@@ -7669,7 +7370,7 @@
                 <w:color w:val="4A3A2C"/>
                 <w:sz w:val="17"/>
               </w:rPr>
-              <w:t>Absolute contraindication</w:t>
+              <w:t>Medical clearance</w:t>
             </w:r>
           </w:p>
         </w:tc>
@@ -7690,7 +7391,7 @@
                 <w:color w:val="4A3A2C"/>
                 <w:sz w:val="17"/>
               </w:rPr>
-              <w:t>Heart conditions, arrhythmia, pacemaker, uncontrolled high blood pressure</w:t>
+              <w:t>Epilepsy or seizure history (sound or vibration triggers)</w:t>
             </w:r>
           </w:p>
         </w:tc>
@@ -7712,7 +7413,7 @@
                 <w:color w:val="4A3A2C"/>
                 <w:sz w:val="17"/>
               </w:rPr>
-              <w:t>Absolute contraindication</w:t>
+              <w:t>Medical clearance</w:t>
             </w:r>
           </w:p>
         </w:tc>
@@ -7732,7 +7433,7 @@
                 <w:color w:val="4A3A2C"/>
                 <w:sz w:val="17"/>
               </w:rPr>
-              <w:t>Raynaud's phenomenon, cold urticaria</w:t>
+              <w:t>Tinnitus, hearing aids or sound sensitivity; pacemaker or implanted device (instruments placed on or near the body)</w:t>
             </w:r>
           </w:p>
         </w:tc>
@@ -7755,7 +7456,7 @@
                 <w:color w:val="4A3A2C"/>
                 <w:sz w:val="17"/>
               </w:rPr>
-              <w:t>Absolute contraindication</w:t>
+              <w:t>Medical clearance</w:t>
             </w:r>
           </w:p>
         </w:tc>
@@ -7776,93 +7477,7 @@
                 <w:color w:val="4A3A2C"/>
                 <w:sz w:val="17"/>
               </w:rPr>
-              <w:t>Open wounds; alcohol in last 24 hours; epilepsy not controlled</w:t>
-            </w:r>
-          </w:p>
-        </w:tc>
-      </w:tr>
-      <w:tr>
-        <w:tc>
-          <w:tcPr>
-            <w:tcW w:type="dxa" w:w="4706"/>
-          </w:tcPr>
-          <w:p>
-            <w:pPr>
-              <w:spacing w:before="40" w:after="40" w:line="276" w:lineRule="auto"/>
-            </w:pPr>
-            <w:r>
-              <w:rPr>
-                <w:rFonts w:ascii="Jost" w:hAnsi="Jost" w:cs="Jost" w:eastAsia="Jost"/>
-                <w:b w:val="0"/>
-                <w:i w:val="0"/>
-                <w:color w:val="4A3A2C"/>
-                <w:sz w:val="17"/>
-              </w:rPr>
-              <w:t>Medical clearance</w:t>
-            </w:r>
-          </w:p>
-        </w:tc>
-        <w:tc>
-          <w:tcPr>
-            <w:tcW w:type="dxa" w:w="4706"/>
-          </w:tcPr>
-          <w:p>
-            <w:pPr>
-              <w:spacing w:before="40" w:after="40" w:line="276" w:lineRule="auto"/>
-            </w:pPr>
-            <w:r>
-              <w:rPr>
-                <w:rFonts w:ascii="Jost" w:hAnsi="Jost" w:cs="Jost" w:eastAsia="Jost"/>
-                <w:b w:val="0"/>
-                <w:i w:val="0"/>
-                <w:color w:val="4A3A2C"/>
-                <w:sz w:val="17"/>
-              </w:rPr>
-              <w:t>Controlled high blood pressure; diabetes; asthma</w:t>
-            </w:r>
-          </w:p>
-        </w:tc>
-      </w:tr>
-      <w:tr>
-        <w:tc>
-          <w:tcPr>
-            <w:tcW w:type="dxa" w:w="4706"/>
-            <w:shd w:val="clear" w:color="auto" w:fill="FBF5EE"/>
-          </w:tcPr>
-          <w:p>
-            <w:pPr>
-              <w:spacing w:before="40" w:after="40" w:line="276" w:lineRule="auto"/>
-            </w:pPr>
-            <w:r>
-              <w:rPr>
-                <w:rFonts w:ascii="Jost" w:hAnsi="Jost" w:cs="Jost" w:eastAsia="Jost"/>
-                <w:b w:val="0"/>
-                <w:i w:val="0"/>
-                <w:color w:val="4A3A2C"/>
-                <w:sz w:val="17"/>
-              </w:rPr>
-              <w:t>Medical clearance</w:t>
-            </w:r>
-          </w:p>
-        </w:tc>
-        <w:tc>
-          <w:tcPr>
-            <w:tcW w:type="dxa" w:w="4706"/>
-            <w:shd w:val="clear" w:color="auto" w:fill="FBF5EE"/>
-          </w:tcPr>
-          <w:p>
-            <w:pPr>
-              <w:spacing w:before="40" w:after="40" w:line="276" w:lineRule="auto"/>
-            </w:pPr>
-            <w:r>
-              <w:rPr>
-                <w:rFonts w:ascii="Jost" w:hAnsi="Jost" w:cs="Jost" w:eastAsia="Jost"/>
-                <w:b w:val="0"/>
-                <w:i w:val="0"/>
-                <w:color w:val="4A3A2C"/>
-                <w:sz w:val="17"/>
-              </w:rPr>
-              <w:t>Recent surgery; anxiety or panic disorder</w:t>
+              <w:t>Pregnancy (no instruments placed on the abdomen); serious mental-health condition or PTSD</w:t>
             </w:r>
           </w:p>
         </w:tc>
@@ -7975,7 +7590,7 @@
                 <w:color w:val="4A3A2C"/>
                 <w:sz w:val="17"/>
               </w:rPr>
-              <w:t>Water temperature: ______ °C; filtration log checked</w:t>
+              <w:t>Volume and instruments chosen to suit today's state: __________</w:t>
             </w:r>
           </w:p>
         </w:tc>
@@ -8019,7 +7634,7 @@
                 <w:color w:val="4A3A2C"/>
                 <w:sz w:val="17"/>
               </w:rPr>
-              <w:t>Guest briefed on cold-shock breathing: long, slow exhales</w:t>
+              <w:t>Guest asked whether instruments may be placed on or near the body: ☐ Yes ☐ No</w:t>
             </w:r>
           </w:p>
         </w:tc>
@@ -8061,7 +7676,7 @@
                 <w:color w:val="4A3A2C"/>
                 <w:sz w:val="17"/>
               </w:rPr>
-              <w:t>Host present at the plunge for the full immersion; timer set: ______ min</w:t>
+              <w:t>Guest told they may ask for quieter sound or stop at any time</w:t>
             </w:r>
           </w:p>
         </w:tc>
@@ -8105,69 +7720,7 @@
                 <w:color w:val="4A3A2C"/>
                 <w:sz w:val="17"/>
               </w:rPr>
-              <w:t>Entry and exit points clear; towel and robe ready</w:t>
-            </w:r>
-          </w:p>
-        </w:tc>
-      </w:tr>
-      <w:tr>
-        <w:tc>
-          <w:tcPr>
-            <w:tcW w:type="dxa" w:w="4706"/>
-          </w:tcPr>
-          <w:p>
-            <w:pPr>
-              <w:spacing w:before="40" w:after="40" w:line="276" w:lineRule="auto"/>
-            </w:pPr>
-            <w:r>
-              <w:rPr>
-                <w:rFonts w:ascii="Jost" w:hAnsi="Jost" w:cs="Jost" w:eastAsia="Jost"/>
-                <w:b w:val="0"/>
-                <w:i w:val="0"/>
-                <w:color w:val="4A3A2C"/>
-                <w:sz w:val="17"/>
-              </w:rPr>
-              <w:t>☐</w:t>
-            </w:r>
-          </w:p>
-        </w:tc>
-        <w:tc>
-          <w:tcPr>
-            <w:tcW w:type="dxa" w:w="4706"/>
-          </w:tcPr>
-          <w:p>
-            <w:pPr>
-              <w:spacing w:before="40" w:after="40" w:line="276" w:lineRule="auto"/>
-            </w:pPr>
-            <w:r>
-              <w:rPr>
-                <w:rFonts w:ascii="Jost" w:hAnsi="Jost" w:cs="Jost" w:eastAsia="Jost"/>
-                <w:b w:val="0"/>
-                <w:i w:val="0"/>
-                <w:color w:val="4A3A2C"/>
-                <w:sz w:val="17"/>
-              </w:rPr>
-              <w:t xml:space="preserve">First visit: </w:t>
-            </w:r>
-            <w:r>
-              <w:rPr>
-                <w:rFonts w:ascii="Jost" w:hAnsi="Jost" w:cs="Jost" w:eastAsia="Jost"/>
-                <w:b w:val="0"/>
-                <w:i w:val="0"/>
-                <w:color w:val="A6754C"/>
-                <w:sz w:val="17"/>
-              </w:rPr>
-              <w:t>[___]</w:t>
-            </w:r>
-            <w:r>
-              <w:rPr>
-                <w:rFonts w:ascii="Jost" w:hAnsi="Jost" w:cs="Jost" w:eastAsia="Jost"/>
-                <w:b w:val="0"/>
-                <w:i w:val="0"/>
-                <w:color w:val="4A3A2C"/>
-                <w:sz w:val="17"/>
-              </w:rPr>
-              <w:t xml:space="preserve"> min maximum; head stays above water</w:t>
+              <w:t>Mat, cushions and blanket in place; guest fully clothed</w:t>
             </w:r>
           </w:p>
         </w:tc>
@@ -8189,7 +7742,7 @@
           <w:color w:val="221913"/>
           <w:sz w:val="28"/>
         </w:rPr>
-        <w:t>11. Guided Breathwork (Reset · 45 min · 1:1 or small group)</w:t>
+        <w:t>11. Healer Consultation (first visit · [30–45 min proposed])</w:t>
       </w:r>
     </w:p>
     <w:tbl>
@@ -8274,7 +7827,7 @@
                 <w:color w:val="4A3A2C"/>
                 <w:sz w:val="17"/>
               </w:rPr>
-              <w:t>Absolute contraindication</w:t>
+              <w:t>Note</w:t>
             </w:r>
           </w:p>
         </w:tc>
@@ -8294,7 +7847,7 @@
                 <w:color w:val="4A3A2C"/>
                 <w:sz w:val="17"/>
               </w:rPr>
-              <w:t>Recent heart attack or stroke; uncontrolled epilepsy (for intense techniques)</w:t>
+              <w:t>The consultation is a holistic, non-medical conversation. Healers do not diagnose or treat medical conditions.</w:t>
             </w:r>
           </w:p>
         </w:tc>
@@ -8317,7 +7870,7 @@
                 <w:color w:val="4A3A2C"/>
                 <w:sz w:val="17"/>
               </w:rPr>
-              <w:t>Medical clearance</w:t>
+              <w:t>Escalate</w:t>
             </w:r>
           </w:p>
         </w:tc>
@@ -8338,93 +7891,7 @@
                 <w:color w:val="4A3A2C"/>
                 <w:sz w:val="17"/>
               </w:rPr>
-              <w:t>Pregnancy (no breath-holding or rapid techniques)</w:t>
-            </w:r>
-          </w:p>
-        </w:tc>
-      </w:tr>
-      <w:tr>
-        <w:tc>
-          <w:tcPr>
-            <w:tcW w:type="dxa" w:w="4706"/>
-          </w:tcPr>
-          <w:p>
-            <w:pPr>
-              <w:spacing w:before="40" w:after="40" w:line="276" w:lineRule="auto"/>
-            </w:pPr>
-            <w:r>
-              <w:rPr>
-                <w:rFonts w:ascii="Jost" w:hAnsi="Jost" w:cs="Jost" w:eastAsia="Jost"/>
-                <w:b w:val="0"/>
-                <w:i w:val="0"/>
-                <w:color w:val="4A3A2C"/>
-                <w:sz w:val="17"/>
-              </w:rPr>
-              <w:t>Medical clearance</w:t>
-            </w:r>
-          </w:p>
-        </w:tc>
-        <w:tc>
-          <w:tcPr>
-            <w:tcW w:type="dxa" w:w="4706"/>
-          </w:tcPr>
-          <w:p>
-            <w:pPr>
-              <w:spacing w:before="40" w:after="40" w:line="276" w:lineRule="auto"/>
-            </w:pPr>
-            <w:r>
-              <w:rPr>
-                <w:rFonts w:ascii="Jost" w:hAnsi="Jost" w:cs="Jost" w:eastAsia="Jost"/>
-                <w:b w:val="0"/>
-                <w:i w:val="0"/>
-                <w:color w:val="4A3A2C"/>
-                <w:sz w:val="17"/>
-              </w:rPr>
-              <w:t>High blood pressure; heart conditions; glaucoma; recent surgery</w:t>
-            </w:r>
-          </w:p>
-        </w:tc>
-      </w:tr>
-      <w:tr>
-        <w:tc>
-          <w:tcPr>
-            <w:tcW w:type="dxa" w:w="4706"/>
-            <w:shd w:val="clear" w:color="auto" w:fill="FBF5EE"/>
-          </w:tcPr>
-          <w:p>
-            <w:pPr>
-              <w:spacing w:before="40" w:after="40" w:line="276" w:lineRule="auto"/>
-            </w:pPr>
-            <w:r>
-              <w:rPr>
-                <w:rFonts w:ascii="Jost" w:hAnsi="Jost" w:cs="Jost" w:eastAsia="Jost"/>
-                <w:b w:val="0"/>
-                <w:i w:val="0"/>
-                <w:color w:val="4A3A2C"/>
-                <w:sz w:val="17"/>
-              </w:rPr>
-              <w:t>Medical clearance</w:t>
-            </w:r>
-          </w:p>
-        </w:tc>
-        <w:tc>
-          <w:tcPr>
-            <w:tcW w:type="dxa" w:w="4706"/>
-            <w:shd w:val="clear" w:color="auto" w:fill="FBF5EE"/>
-          </w:tcPr>
-          <w:p>
-            <w:pPr>
-              <w:spacing w:before="40" w:after="40" w:line="276" w:lineRule="auto"/>
-            </w:pPr>
-            <w:r>
-              <w:rPr>
-                <w:rFonts w:ascii="Jost" w:hAnsi="Jost" w:cs="Jost" w:eastAsia="Jost"/>
-                <w:b w:val="0"/>
-                <w:i w:val="0"/>
-                <w:color w:val="4A3A2C"/>
-                <w:sz w:val="17"/>
-              </w:rPr>
-              <w:t>Panic disorder, PTSD or serious mental-health condition</w:t>
+              <w:t>Any symptom or answer that warrants a conversation with a doctor is flagged to the guest and the General Manager</w:t>
             </w:r>
           </w:p>
         </w:tc>
@@ -8495,7 +7962,7 @@
                 <w:color w:val="FBF5EE"/>
                 <w:sz w:val="17"/>
               </w:rPr>
-              <w:t>Pre-session check</w:t>
+              <w:t>Check</w:t>
             </w:r>
           </w:p>
         </w:tc>
@@ -8537,7 +8004,7 @@
                 <w:color w:val="4A3A2C"/>
                 <w:sz w:val="17"/>
               </w:rPr>
-              <w:t>Technique chosen to suit today's state: __________</w:t>
+              <w:t>Healer has reviewed the Health Questionnaire before the consultation</w:t>
             </w:r>
           </w:p>
         </w:tc>
@@ -8581,7 +8048,7 @@
                 <w:color w:val="4A3A2C"/>
                 <w:sz w:val="17"/>
               </w:rPr>
-              <w:t>No breath-holds for guests with cardiovascular or pregnancy flags</w:t>
+              <w:t>Core issue and goals recorded: __________</w:t>
             </w:r>
           </w:p>
         </w:tc>
@@ -8623,7 +8090,7 @@
                 <w:color w:val="4A3A2C"/>
                 <w:sz w:val="17"/>
               </w:rPr>
-              <w:t>Guest told they may return to normal breathing at any time</w:t>
+              <w:t>Personalised package agreed and handed to the Host: __________</w:t>
             </w:r>
           </w:p>
         </w:tc>
@@ -8667,7 +8134,7 @@
                 <w:color w:val="4A3A2C"/>
                 <w:sz w:val="17"/>
               </w:rPr>
-              <w:t>Never practised in or near water</w:t>
+              <w:t>Any modality exclusions from this checklist reflected in the package</w:t>
             </w:r>
           </w:p>
         </w:tc>
@@ -9174,7 +8641,7 @@
                 <w:color w:val="FBF5EE"/>
                 <w:sz w:val="17"/>
               </w:rPr>
-              <w:t>Clinical Lead (if referred)</w:t>
+              <w:t>General Manager (if referred)</w:t>
             </w:r>
           </w:p>
         </w:tc>
